--- a/Arquitectura de Sistemas Computacionales/Parciales/Parcial 3 - Rendimiento escalabilidad y cierre de proyecto.docx
+++ b/Arquitectura de Sistemas Computacionales/Parciales/Parcial 3 - Rendimiento escalabilidad y cierre de proyecto.docx
@@ -105,7 +105,7 @@
           <w:color w:val="2B2B2B"/>
           <w:sz w:val="22"/>
         </w:rPr>
-        <w:t>Fecha: 09/11/2026  ·  Clase 14  ·  Modalidad: Presencial (síncrono)</w:t>
+        <w:t>Fecha: 09/11/2026  ·  Sesión 12 de 13  ·  Modalidad: Presencial (síncrono)</w:t>
       </w:r>
     </w:p>
     <w:p>
@@ -226,7 +226,7 @@
           <w:color w:val="2B2B2B"/>
           <w:sz w:val="22"/>
         </w:rPr>
-        <w:t>Corte 3 · Únicamente clases con fecha &lt;= 09/11/2026 (Clases 11-14). NO incluye Clase 15 (16/11):</w:t>
+        <w:t>Corte 3 (Sesiones 10-13) · Únicamente clases dictadas antes del 09/11/2026 (Clases 11, 12 y 13 del material; la sesión doble del 26/10 cubrió las Clases 11 y 12 y la sesión autónoma del 02/11 fue la Clase 13). La Clase 14 es la sesión del parcial y la Clase 15 (16/11) es la sustentación del Proyecto Integrador, posterior:</w:t>
       </w:r>
     </w:p>
     <w:p>
@@ -256,7 +256,7 @@
           <w:color w:val="2B2B2B"/>
           <w:sz w:val="22"/>
         </w:rPr>
-        <w:t>Clase 11 · 19/10 · Avance del proyecto final</w:t>
+        <w:t>Clase 11 · 26/10 · Avance del proyecto final (sesión doble)</w:t>
       </w:r>
     </w:p>
     <w:p>
@@ -271,7 +271,7 @@
           <w:color w:val="2B2B2B"/>
           <w:sz w:val="22"/>
         </w:rPr>
-        <w:t>Clase 12 · 26/10 · Pruebas de rendimiento · Preparación de presentación final</w:t>
+        <w:t>Clase 12 · 26/10 · Pruebas de rendimiento · Preparación de presentación final (sesión doble)</w:t>
       </w:r>
     </w:p>
     <w:p>
@@ -286,7 +286,7 @@
           <w:color w:val="2B2B2B"/>
           <w:sz w:val="22"/>
         </w:rPr>
-        <w:t>Clase 13 · 02/11 · Escalabilidad automática (autónoma)</w:t>
+        <w:t>Clase 13 · 02/11 · Escalabilidad automática (sesión autónoma)</w:t>
       </w:r>
     </w:p>
     <w:p>

--- a/Arquitectura de Sistemas Computacionales/Parciales/Parcial 3 - Rendimiento escalabilidad y cierre de proyecto.docx
+++ b/Arquitectura de Sistemas Computacionales/Parciales/Parcial 3 - Rendimiento escalabilidad y cierre de proyecto.docx
@@ -105,7 +105,7 @@
           <w:color w:val="2B2B2B"/>
           <w:sz w:val="22"/>
         </w:rPr>
-        <w:t>Fecha: 09/11/2026  ·  Sesión 12 de 13  ·  Modalidad: Presencial (síncrono)</w:t>
+        <w:t>Fecha: 09/11/2026  ·  Sesión 12 de 13  ·  Modalidad: virtual síncrona por Google Meet</w:t>
       </w:r>
     </w:p>
     <w:p>
@@ -316,7 +316,7 @@
           <w:color w:val="2B2B2B"/>
           <w:sz w:val="22"/>
         </w:rPr>
-        <w:t>Lea con atención cada sección antes de responder. Escriba con letra clara.</w:t>
+        <w:t>Lea con atención cada sección antes de responder. Responda en este mismo documento, sobre las líneas marcadas, y entréguelo por el medio que el docente indique al abrir la sesión.</w:t>
       </w:r>
     </w:p>
     <w:p>
@@ -346,7 +346,7 @@
           <w:color w:val="2B2B2B"/>
           <w:sz w:val="22"/>
         </w:rPr>
-        <w:t>No se permite el uso de dispositivos electrónicos salvo indicación explícita del docente.</w:t>
+        <w:t>Es individual: no se permite consultar con otras personas ni compartir respuestas. El material de apoyo autorizado es el que el docente indique al abrir la sesión.</w:t>
       </w:r>
     </w:p>
     <w:p>
@@ -1049,7 +1049,7 @@
           <w:color w:val="2B2B2B"/>
           <w:sz w:val="22"/>
         </w:rPr>
-        <w:t xml:space="preserve">    Respuestas (ej. 1-c, 2-a…): _______________________________________________</w:t>
+        <w:t xml:space="preserve">    Respuestas (formato 1-x, 2-x, 3-x, 4-x): _____________________________________</w:t>
       </w:r>
     </w:p>
     <w:p>
